--- a/李康的毕业设计开题报告.docx
+++ b/李康的毕业设计开题报告.docx
@@ -553,37 +553,8 @@
                 <w:szCs w:val="21"/>
               </w:rPr>
             </w:pPr>
-            <w:r>
-              <w:rPr>
-                <w:rFonts w:hint="eastAsia" w:ascii="宋体" w:hAnsi="宋体" w:eastAsia="宋体" w:cs="宋体"/>
-                <w:b w:val="0"/>
-                <w:bCs w:val="0"/>
-                <w:i w:val="0"/>
-                <w:iCs w:val="0"/>
-                <w:smallCaps w:val="0"/>
-                <w:color w:val="000000"/>
-                <w:sz w:val="21"/>
-                <w:szCs w:val="21"/>
-                <w:lang w:val="en-US" w:eastAsia="zh-CN"/>
-              </w:rPr>
-              <w:t>20</w:t>
-            </w:r>
             <w:bookmarkStart w:id="0" w:name="_GoBack"/>
             <w:bookmarkEnd w:id="0"/>
-            <w:r>
-              <w:rPr>
-                <w:rFonts w:ascii="宋体" w:hAnsi="宋体" w:eastAsia="宋体" w:cs="宋体"/>
-                <w:b w:val="0"/>
-                <w:bCs w:val="0"/>
-                <w:i w:val="0"/>
-                <w:iCs w:val="0"/>
-                <w:smallCaps w:val="0"/>
-                <w:color w:val="000000"/>
-                <w:sz w:val="21"/>
-                <w:szCs w:val="21"/>
-              </w:rPr>
-              <w:t>000字</w:t>
-            </w:r>
           </w:p>
         </w:tc>
       </w:tr>
@@ -848,19 +819,32 @@
                 <w:color w:val="000000"/>
                 <w:lang w:val="en-US" w:eastAsia="zh-CN"/>
               </w:rPr>
-              <w:t>2M</w:t>
-            </w:r>
-            <w:r>
-              <w:rPr>
-                <w:rFonts w:ascii="宋体" w:hAnsi="宋体" w:eastAsia="宋体" w:cs="宋体"/>
-                <w:b w:val="0"/>
-                <w:bCs w:val="0"/>
-                <w:i w:val="0"/>
-                <w:iCs w:val="0"/>
-                <w:smallCaps w:val="0"/>
-                <w:color w:val="000000"/>
-              </w:rPr>
-              <w:t>B，适配小程序包体限制。可复用性：框架各模块低耦合，提供标准化API接口与调用文档，开发者集成时间≤2小时，支持快速适配不同类型的小程序联机游戏。稳定性：连续联机运行2小时无崩溃，断线重连成功率≥95%，重连后数据同步一致性≥98%。</w:t>
+              <w:t>500</w:t>
+            </w:r>
+            <w:r>
+              <w:rPr>
+                <w:rFonts w:hint="default" w:ascii="宋体" w:hAnsi="宋体" w:eastAsia="宋体" w:cs="宋体"/>
+                <w:b w:val="0"/>
+                <w:bCs w:val="0"/>
+                <w:i w:val="0"/>
+                <w:iCs w:val="0"/>
+                <w:smallCaps w:val="0"/>
+                <w:color w:val="000000"/>
+                <w:lang w:val="en-US" w:eastAsia="zh-CN"/>
+              </w:rPr>
+              <w:t>Kb</w:t>
+            </w:r>
+            <w:r>
+              <w:rPr>
+                <w:rFonts w:ascii="宋体" w:hAnsi="宋体" w:eastAsia="宋体" w:cs="宋体"/>
+                <w:b w:val="0"/>
+                <w:bCs w:val="0"/>
+                <w:i w:val="0"/>
+                <w:iCs w:val="0"/>
+                <w:smallCaps w:val="0"/>
+                <w:color w:val="000000"/>
+              </w:rPr>
+              <w:t>，适配小程序包体限制。可复用性：框架各模块低耦合，提供标准化API接口与调用文档，开发者集成时间≤2小时，支持快速适配不同类型的小程序联机游戏。稳定性：连续联机运行2小时无崩溃，断线重连成功率≥95%，重连后数据同步一致性≥98%。</w:t>
             </w:r>
           </w:p>
         </w:tc>
